--- a/документы/Титульный лист.docx
+++ b/документы/Титульный лист.docx
@@ -1672,6 +1672,14 @@
           <w:vertAlign w:val="superscript"/>
         </w:rPr>
         <w:t>(подпись руководителя)</w:t>
+      </w:r>
+      <w:r>
+        <w:rPr>
+          <w:noProof/>
+          <w:szCs w:val="28"/>
+          <w:vertAlign w:val="superscript"/>
+        </w:rPr>
+        <w:t xml:space="preserve"> </w:t>
       </w:r>
     </w:p>
     <w:p>
